--- a/Report/template/Module02/TEM.docx
+++ b/Report/template/Module02/TEM.docx
@@ -154,7 +154,7 @@
           <w:szCs w:val="24"/>
           <w:lang w:val="en-US" w:eastAsia="zh-CN"/>
         </w:rPr>
-        <w:t>}}℃。历年的年平均气温在{{average_</w:t>
+        <w:t>}}℃。{{average_</w:t>
       </w:r>
       <w:r>
         <w:rPr>
@@ -174,7 +174,47 @@
           <w:szCs w:val="24"/>
           <w:lang w:val="en-US" w:eastAsia="zh-CN"/>
         </w:rPr>
-        <w:t>_1}}℃（{{average_</w:t>
+        <w:t>_</w:t>
+      </w:r>
+      <w:r>
+        <w:rPr>
+          <w:rFonts w:hint="eastAsia" w:cs="Times New Roman"/>
+          <w:color w:val="000000"/>
+          <w:sz w:val="24"/>
+          <w:szCs w:val="24"/>
+          <w:lang w:val="en-US" w:eastAsia="zh-CN"/>
+        </w:rPr>
+        <w:t>2</w:t>
+      </w:r>
+      <w:r>
+        <w:rPr>
+          <w:rFonts w:hint="default" w:ascii="Times New Roman" w:hAnsi="Times New Roman" w:eastAsia="仿宋" w:cs="Times New Roman"/>
+          <w:color w:val="000000"/>
+          <w:sz w:val="24"/>
+          <w:szCs w:val="24"/>
+          <w:lang w:val="en-US" w:eastAsia="zh-CN"/>
+        </w:rPr>
+        <w:t>_year}}年</w:t>
+      </w:r>
+      <w:r>
+        <w:rPr>
+          <w:rFonts w:hint="eastAsia" w:cs="Times New Roman"/>
+          <w:color w:val="000000"/>
+          <w:sz w:val="24"/>
+          <w:szCs w:val="24"/>
+          <w:lang w:val="en-US" w:eastAsia="zh-CN"/>
+        </w:rPr>
+        <w:t>平均气温最高，为</w:t>
+      </w:r>
+      <w:r>
+        <w:rPr>
+          <w:rFonts w:hint="default" w:ascii="Times New Roman" w:hAnsi="Times New Roman" w:eastAsia="仿宋" w:cs="Times New Roman"/>
+          <w:color w:val="000000"/>
+          <w:sz w:val="24"/>
+          <w:szCs w:val="24"/>
+          <w:lang w:val="en-US" w:eastAsia="zh-CN"/>
+        </w:rPr>
+        <w:t>{{average_</w:t>
       </w:r>
       <w:r>
         <w:rPr>
@@ -194,7 +234,47 @@
           <w:szCs w:val="24"/>
           <w:lang w:val="en-US" w:eastAsia="zh-CN"/>
         </w:rPr>
-        <w:t>_1_year}}年）～{{average_</w:t>
+        <w:t>_</w:t>
+      </w:r>
+      <w:r>
+        <w:rPr>
+          <w:rFonts w:hint="eastAsia" w:cs="Times New Roman"/>
+          <w:color w:val="000000"/>
+          <w:sz w:val="24"/>
+          <w:szCs w:val="24"/>
+          <w:lang w:val="en-US" w:eastAsia="zh-CN"/>
+        </w:rPr>
+        <w:t>2</w:t>
+      </w:r>
+      <w:r>
+        <w:rPr>
+          <w:rFonts w:hint="default" w:ascii="Times New Roman" w:hAnsi="Times New Roman" w:eastAsia="仿宋" w:cs="Times New Roman"/>
+          <w:color w:val="000000"/>
+          <w:sz w:val="24"/>
+          <w:szCs w:val="24"/>
+          <w:lang w:val="en-US" w:eastAsia="zh-CN"/>
+        </w:rPr>
+        <w:t>}}℃</w:t>
+      </w:r>
+      <w:r>
+        <w:rPr>
+          <w:rFonts w:hint="eastAsia" w:cs="Times New Roman"/>
+          <w:color w:val="000000"/>
+          <w:sz w:val="24"/>
+          <w:szCs w:val="24"/>
+          <w:lang w:val="en-US" w:eastAsia="zh-CN"/>
+        </w:rPr>
+        <w:t>，</w:t>
+      </w:r>
+      <w:r>
+        <w:rPr>
+          <w:rFonts w:hint="default" w:ascii="Times New Roman" w:hAnsi="Times New Roman" w:eastAsia="仿宋" w:cs="Times New Roman"/>
+          <w:color w:val="000000"/>
+          <w:sz w:val="24"/>
+          <w:szCs w:val="24"/>
+          <w:lang w:val="en-US" w:eastAsia="zh-CN"/>
+        </w:rPr>
+        <w:t>{{average_</w:t>
       </w:r>
       <w:r>
         <w:rPr>
@@ -214,7 +294,667 @@
           <w:szCs w:val="24"/>
           <w:lang w:val="en-US" w:eastAsia="zh-CN"/>
         </w:rPr>
-        <w:t>_2}}℃（{{average_</w:t>
+        <w:t>_</w:t>
+      </w:r>
+      <w:r>
+        <w:rPr>
+          <w:rFonts w:hint="eastAsia" w:cs="Times New Roman"/>
+          <w:color w:val="000000"/>
+          <w:sz w:val="24"/>
+          <w:szCs w:val="24"/>
+          <w:lang w:val="en-US" w:eastAsia="zh-CN"/>
+        </w:rPr>
+        <w:t>1</w:t>
+      </w:r>
+      <w:r>
+        <w:rPr>
+          <w:rFonts w:hint="default" w:ascii="Times New Roman" w:hAnsi="Times New Roman" w:eastAsia="仿宋" w:cs="Times New Roman"/>
+          <w:color w:val="000000"/>
+          <w:sz w:val="24"/>
+          <w:szCs w:val="24"/>
+          <w:lang w:val="en-US" w:eastAsia="zh-CN"/>
+        </w:rPr>
+        <w:t>_year}}年</w:t>
+      </w:r>
+      <w:r>
+        <w:rPr>
+          <w:rFonts w:hint="eastAsia" w:cs="Times New Roman"/>
+          <w:color w:val="000000"/>
+          <w:sz w:val="24"/>
+          <w:szCs w:val="24"/>
+          <w:lang w:val="en-US" w:eastAsia="zh-CN"/>
+        </w:rPr>
+        <w:t>平均气温最低，为</w:t>
+      </w:r>
+      <w:r>
+        <w:rPr>
+          <w:rFonts w:hint="default" w:ascii="Times New Roman" w:hAnsi="Times New Roman" w:eastAsia="仿宋" w:cs="Times New Roman"/>
+          <w:color w:val="000000"/>
+          <w:sz w:val="24"/>
+          <w:szCs w:val="24"/>
+          <w:lang w:val="en-US" w:eastAsia="zh-CN"/>
+        </w:rPr>
+        <w:t>{{average_</w:t>
+      </w:r>
+      <w:r>
+        <w:rPr>
+          <w:rFonts w:hint="eastAsia" w:cs="Times New Roman"/>
+          <w:color w:val="000000"/>
+          <w:sz w:val="24"/>
+          <w:szCs w:val="24"/>
+          <w:lang w:val="en-US" w:eastAsia="zh-CN"/>
+        </w:rPr>
+        <w:t>tem</w:t>
+      </w:r>
+      <w:r>
+        <w:rPr>
+          <w:rFonts w:hint="default" w:ascii="Times New Roman" w:hAnsi="Times New Roman" w:eastAsia="仿宋" w:cs="Times New Roman"/>
+          <w:color w:val="000000"/>
+          <w:sz w:val="24"/>
+          <w:szCs w:val="24"/>
+          <w:lang w:val="en-US" w:eastAsia="zh-CN"/>
+        </w:rPr>
+        <w:t>_</w:t>
+      </w:r>
+      <w:r>
+        <w:rPr>
+          <w:rFonts w:hint="eastAsia" w:cs="Times New Roman"/>
+          <w:color w:val="000000"/>
+          <w:sz w:val="24"/>
+          <w:szCs w:val="24"/>
+          <w:lang w:val="en-US" w:eastAsia="zh-CN"/>
+        </w:rPr>
+        <w:t>1</w:t>
+      </w:r>
+      <w:r>
+        <w:rPr>
+          <w:rFonts w:hint="default" w:ascii="Times New Roman" w:hAnsi="Times New Roman" w:eastAsia="仿宋" w:cs="Times New Roman"/>
+          <w:color w:val="000000"/>
+          <w:sz w:val="24"/>
+          <w:szCs w:val="24"/>
+          <w:lang w:val="en-US" w:eastAsia="zh-CN"/>
+        </w:rPr>
+        <w:t>}}℃</w:t>
+      </w:r>
+      <w:r>
+        <w:rPr>
+          <w:rFonts w:hint="eastAsia" w:cs="Times New Roman"/>
+          <w:color w:val="000000"/>
+          <w:sz w:val="24"/>
+          <w:szCs w:val="24"/>
+          <w:lang w:val="en-US" w:eastAsia="zh-CN"/>
+        </w:rPr>
+        <w:t>（图1）。</w:t>
+      </w:r>
+      <w:r>
+        <w:rPr>
+          <w:rFonts w:hint="default" w:ascii="Times New Roman" w:hAnsi="Times New Roman" w:eastAsia="仿宋" w:cs="Times New Roman"/>
+          <w:color w:val="000000"/>
+          <w:sz w:val="24"/>
+          <w:szCs w:val="24"/>
+          <w:lang w:val="en-US" w:eastAsia="zh-CN"/>
+        </w:rPr>
+        <w:t>{{max_</w:t>
+      </w:r>
+      <w:r>
+        <w:rPr>
+          <w:rFonts w:hint="eastAsia" w:cs="Times New Roman"/>
+          <w:color w:val="000000"/>
+          <w:sz w:val="24"/>
+          <w:szCs w:val="24"/>
+          <w:lang w:val="en-US" w:eastAsia="zh-CN"/>
+        </w:rPr>
+        <w:t>tem</w:t>
+      </w:r>
+      <w:r>
+        <w:rPr>
+          <w:rFonts w:hint="default" w:ascii="Times New Roman" w:hAnsi="Times New Roman" w:eastAsia="仿宋" w:cs="Times New Roman"/>
+          <w:color w:val="000000"/>
+          <w:sz w:val="24"/>
+          <w:szCs w:val="24"/>
+          <w:lang w:val="en-US" w:eastAsia="zh-CN"/>
+        </w:rPr>
+        <w:t>_</w:t>
+      </w:r>
+      <w:r>
+        <w:rPr>
+          <w:rFonts w:hint="eastAsia" w:cs="Times New Roman"/>
+          <w:color w:val="000000"/>
+          <w:sz w:val="24"/>
+          <w:szCs w:val="24"/>
+          <w:lang w:val="en-US" w:eastAsia="zh-CN"/>
+        </w:rPr>
+        <w:t>2</w:t>
+      </w:r>
+      <w:r>
+        <w:rPr>
+          <w:rFonts w:hint="default" w:ascii="Times New Roman" w:hAnsi="Times New Roman" w:eastAsia="仿宋" w:cs="Times New Roman"/>
+          <w:color w:val="000000"/>
+          <w:sz w:val="24"/>
+          <w:szCs w:val="24"/>
+          <w:lang w:val="en-US" w:eastAsia="zh-CN"/>
+        </w:rPr>
+        <w:t>_year}}年</w:t>
+      </w:r>
+      <w:r>
+        <w:rPr>
+          <w:rFonts w:hint="eastAsia" w:cs="Times New Roman"/>
+          <w:color w:val="000000"/>
+          <w:sz w:val="24"/>
+          <w:szCs w:val="24"/>
+          <w:lang w:val="en-US" w:eastAsia="zh-CN"/>
+        </w:rPr>
+        <w:t>极端</w:t>
+      </w:r>
+      <w:r>
+        <w:rPr>
+          <w:rFonts w:hint="default" w:ascii="Times New Roman" w:hAnsi="Times New Roman" w:eastAsia="仿宋" w:cs="Times New Roman"/>
+          <w:color w:val="000000"/>
+          <w:sz w:val="24"/>
+          <w:szCs w:val="24"/>
+          <w:lang w:val="en-US" w:eastAsia="zh-CN"/>
+        </w:rPr>
+        <w:t>最高</w:t>
+      </w:r>
+      <w:r>
+        <w:rPr>
+          <w:rFonts w:hint="eastAsia" w:cs="Times New Roman"/>
+          <w:color w:val="000000"/>
+          <w:sz w:val="24"/>
+          <w:szCs w:val="24"/>
+          <w:lang w:val="en-US" w:eastAsia="zh-CN"/>
+        </w:rPr>
+        <w:t>气温最高，为</w:t>
+      </w:r>
+      <w:r>
+        <w:rPr>
+          <w:rFonts w:hint="default" w:ascii="Times New Roman" w:hAnsi="Times New Roman" w:eastAsia="仿宋" w:cs="Times New Roman"/>
+          <w:color w:val="000000"/>
+          <w:sz w:val="24"/>
+          <w:szCs w:val="24"/>
+          <w:lang w:val="en-US" w:eastAsia="zh-CN"/>
+        </w:rPr>
+        <w:t>{{max_</w:t>
+      </w:r>
+      <w:r>
+        <w:rPr>
+          <w:rFonts w:hint="eastAsia" w:cs="Times New Roman"/>
+          <w:color w:val="000000"/>
+          <w:sz w:val="24"/>
+          <w:szCs w:val="24"/>
+          <w:lang w:val="en-US" w:eastAsia="zh-CN"/>
+        </w:rPr>
+        <w:t>tem</w:t>
+      </w:r>
+      <w:r>
+        <w:rPr>
+          <w:rFonts w:hint="default" w:ascii="Times New Roman" w:hAnsi="Times New Roman" w:eastAsia="仿宋" w:cs="Times New Roman"/>
+          <w:color w:val="000000"/>
+          <w:sz w:val="24"/>
+          <w:szCs w:val="24"/>
+          <w:lang w:val="en-US" w:eastAsia="zh-CN"/>
+        </w:rPr>
+        <w:t>_</w:t>
+      </w:r>
+      <w:r>
+        <w:rPr>
+          <w:rFonts w:hint="eastAsia" w:cs="Times New Roman"/>
+          <w:color w:val="000000"/>
+          <w:sz w:val="24"/>
+          <w:szCs w:val="24"/>
+          <w:lang w:val="en-US" w:eastAsia="zh-CN"/>
+        </w:rPr>
+        <w:t>2</w:t>
+      </w:r>
+      <w:r>
+        <w:rPr>
+          <w:rFonts w:hint="default" w:ascii="Times New Roman" w:hAnsi="Times New Roman" w:eastAsia="仿宋" w:cs="Times New Roman"/>
+          <w:color w:val="000000"/>
+          <w:sz w:val="24"/>
+          <w:szCs w:val="24"/>
+          <w:lang w:val="en-US" w:eastAsia="zh-CN"/>
+        </w:rPr>
+        <w:t>}}℃</w:t>
+      </w:r>
+      <w:r>
+        <w:rPr>
+          <w:rFonts w:hint="eastAsia" w:cs="Times New Roman"/>
+          <w:color w:val="000000"/>
+          <w:sz w:val="24"/>
+          <w:szCs w:val="24"/>
+          <w:lang w:val="en-US" w:eastAsia="zh-CN"/>
+        </w:rPr>
+        <w:t>，</w:t>
+      </w:r>
+      <w:r>
+        <w:rPr>
+          <w:rFonts w:hint="default" w:ascii="Times New Roman" w:hAnsi="Times New Roman" w:eastAsia="仿宋" w:cs="Times New Roman"/>
+          <w:color w:val="000000"/>
+          <w:sz w:val="24"/>
+          <w:szCs w:val="24"/>
+          <w:lang w:val="en-US" w:eastAsia="zh-CN"/>
+        </w:rPr>
+        <w:t>{{max_</w:t>
+      </w:r>
+      <w:r>
+        <w:rPr>
+          <w:rFonts w:hint="eastAsia" w:cs="Times New Roman"/>
+          <w:color w:val="000000"/>
+          <w:sz w:val="24"/>
+          <w:szCs w:val="24"/>
+          <w:lang w:val="en-US" w:eastAsia="zh-CN"/>
+        </w:rPr>
+        <w:t>tem</w:t>
+      </w:r>
+      <w:r>
+        <w:rPr>
+          <w:rFonts w:hint="default" w:ascii="Times New Roman" w:hAnsi="Times New Roman" w:eastAsia="仿宋" w:cs="Times New Roman"/>
+          <w:color w:val="000000"/>
+          <w:sz w:val="24"/>
+          <w:szCs w:val="24"/>
+          <w:lang w:val="en-US" w:eastAsia="zh-CN"/>
+        </w:rPr>
+        <w:t>_</w:t>
+      </w:r>
+      <w:r>
+        <w:rPr>
+          <w:rFonts w:hint="eastAsia" w:cs="Times New Roman"/>
+          <w:color w:val="000000"/>
+          <w:sz w:val="24"/>
+          <w:szCs w:val="24"/>
+          <w:lang w:val="en-US" w:eastAsia="zh-CN"/>
+        </w:rPr>
+        <w:t>1</w:t>
+      </w:r>
+      <w:r>
+        <w:rPr>
+          <w:rFonts w:hint="default" w:ascii="Times New Roman" w:hAnsi="Times New Roman" w:eastAsia="仿宋" w:cs="Times New Roman"/>
+          <w:color w:val="000000"/>
+          <w:sz w:val="24"/>
+          <w:szCs w:val="24"/>
+          <w:lang w:val="en-US" w:eastAsia="zh-CN"/>
+        </w:rPr>
+        <w:t>_year}}年</w:t>
+      </w:r>
+      <w:r>
+        <w:rPr>
+          <w:rFonts w:hint="eastAsia" w:cs="Times New Roman"/>
+          <w:color w:val="000000"/>
+          <w:sz w:val="24"/>
+          <w:szCs w:val="24"/>
+          <w:lang w:val="en-US" w:eastAsia="zh-CN"/>
+        </w:rPr>
+        <w:t>极端</w:t>
+      </w:r>
+      <w:r>
+        <w:rPr>
+          <w:rFonts w:hint="default" w:ascii="Times New Roman" w:hAnsi="Times New Roman" w:eastAsia="仿宋" w:cs="Times New Roman"/>
+          <w:color w:val="000000"/>
+          <w:sz w:val="24"/>
+          <w:szCs w:val="24"/>
+          <w:lang w:val="en-US" w:eastAsia="zh-CN"/>
+        </w:rPr>
+        <w:t>最高</w:t>
+      </w:r>
+      <w:r>
+        <w:rPr>
+          <w:rFonts w:hint="eastAsia" w:cs="Times New Roman"/>
+          <w:color w:val="000000"/>
+          <w:sz w:val="24"/>
+          <w:szCs w:val="24"/>
+          <w:lang w:val="en-US" w:eastAsia="zh-CN"/>
+        </w:rPr>
+        <w:t>气温最低，为</w:t>
+      </w:r>
+      <w:r>
+        <w:rPr>
+          <w:rFonts w:hint="default" w:ascii="Times New Roman" w:hAnsi="Times New Roman" w:eastAsia="仿宋" w:cs="Times New Roman"/>
+          <w:color w:val="000000"/>
+          <w:sz w:val="24"/>
+          <w:szCs w:val="24"/>
+          <w:lang w:val="en-US" w:eastAsia="zh-CN"/>
+        </w:rPr>
+        <w:t>{{max_</w:t>
+      </w:r>
+      <w:r>
+        <w:rPr>
+          <w:rFonts w:hint="eastAsia" w:cs="Times New Roman"/>
+          <w:color w:val="000000"/>
+          <w:sz w:val="24"/>
+          <w:szCs w:val="24"/>
+          <w:lang w:val="en-US" w:eastAsia="zh-CN"/>
+        </w:rPr>
+        <w:t>tem</w:t>
+      </w:r>
+      <w:r>
+        <w:rPr>
+          <w:rFonts w:hint="default" w:ascii="Times New Roman" w:hAnsi="Times New Roman" w:eastAsia="仿宋" w:cs="Times New Roman"/>
+          <w:color w:val="000000"/>
+          <w:sz w:val="24"/>
+          <w:szCs w:val="24"/>
+          <w:lang w:val="en-US" w:eastAsia="zh-CN"/>
+        </w:rPr>
+        <w:t>_</w:t>
+      </w:r>
+      <w:r>
+        <w:rPr>
+          <w:rFonts w:hint="eastAsia" w:cs="Times New Roman"/>
+          <w:color w:val="000000"/>
+          <w:sz w:val="24"/>
+          <w:szCs w:val="24"/>
+          <w:lang w:val="en-US" w:eastAsia="zh-CN"/>
+        </w:rPr>
+        <w:t>1</w:t>
+      </w:r>
+      <w:r>
+        <w:rPr>
+          <w:rFonts w:hint="default" w:ascii="Times New Roman" w:hAnsi="Times New Roman" w:eastAsia="仿宋" w:cs="Times New Roman"/>
+          <w:color w:val="000000"/>
+          <w:sz w:val="24"/>
+          <w:szCs w:val="24"/>
+          <w:lang w:val="en-US" w:eastAsia="zh-CN"/>
+        </w:rPr>
+        <w:t>}}℃</w:t>
+      </w:r>
+      <w:r>
+        <w:rPr>
+          <w:rFonts w:hint="eastAsia" w:cs="Times New Roman"/>
+          <w:color w:val="000000"/>
+          <w:sz w:val="24"/>
+          <w:szCs w:val="24"/>
+          <w:lang w:val="en-US" w:eastAsia="zh-CN"/>
+        </w:rPr>
+        <w:t>（图2）。</w:t>
+      </w:r>
+      <w:r>
+        <w:rPr>
+          <w:rFonts w:hint="default" w:ascii="Times New Roman" w:hAnsi="Times New Roman" w:eastAsia="仿宋" w:cs="Times New Roman"/>
+          <w:color w:val="000000"/>
+          <w:sz w:val="24"/>
+          <w:szCs w:val="24"/>
+          <w:lang w:val="en-US" w:eastAsia="zh-CN"/>
+        </w:rPr>
+        <w:t>{{min_</w:t>
+      </w:r>
+      <w:r>
+        <w:rPr>
+          <w:rFonts w:hint="eastAsia" w:cs="Times New Roman"/>
+          <w:color w:val="000000"/>
+          <w:sz w:val="24"/>
+          <w:szCs w:val="24"/>
+          <w:lang w:val="en-US" w:eastAsia="zh-CN"/>
+        </w:rPr>
+        <w:t>tem</w:t>
+      </w:r>
+      <w:r>
+        <w:rPr>
+          <w:rFonts w:hint="default" w:ascii="Times New Roman" w:hAnsi="Times New Roman" w:eastAsia="仿宋" w:cs="Times New Roman"/>
+          <w:color w:val="000000"/>
+          <w:sz w:val="24"/>
+          <w:szCs w:val="24"/>
+          <w:lang w:val="en-US" w:eastAsia="zh-CN"/>
+        </w:rPr>
+        <w:t>_</w:t>
+      </w:r>
+      <w:r>
+        <w:rPr>
+          <w:rFonts w:hint="eastAsia" w:cs="Times New Roman"/>
+          <w:color w:val="000000"/>
+          <w:sz w:val="24"/>
+          <w:szCs w:val="24"/>
+          <w:lang w:val="en-US" w:eastAsia="zh-CN"/>
+        </w:rPr>
+        <w:t>2</w:t>
+      </w:r>
+      <w:r>
+        <w:rPr>
+          <w:rFonts w:hint="default" w:ascii="Times New Roman" w:hAnsi="Times New Roman" w:eastAsia="仿宋" w:cs="Times New Roman"/>
+          <w:color w:val="000000"/>
+          <w:sz w:val="24"/>
+          <w:szCs w:val="24"/>
+          <w:lang w:val="en-US" w:eastAsia="zh-CN"/>
+        </w:rPr>
+        <w:t>_year}}年</w:t>
+      </w:r>
+      <w:r>
+        <w:rPr>
+          <w:rFonts w:hint="eastAsia" w:cs="Times New Roman"/>
+          <w:color w:val="000000"/>
+          <w:sz w:val="24"/>
+          <w:szCs w:val="24"/>
+          <w:lang w:val="en-US" w:eastAsia="zh-CN"/>
+        </w:rPr>
+        <w:t>极端</w:t>
+      </w:r>
+      <w:r>
+        <w:rPr>
+          <w:rFonts w:hint="default" w:ascii="Times New Roman" w:hAnsi="Times New Roman" w:eastAsia="仿宋" w:cs="Times New Roman"/>
+          <w:color w:val="000000"/>
+          <w:sz w:val="24"/>
+          <w:szCs w:val="24"/>
+          <w:lang w:val="en-US" w:eastAsia="zh-CN"/>
+        </w:rPr>
+        <w:t>最低</w:t>
+      </w:r>
+      <w:r>
+        <w:rPr>
+          <w:rFonts w:hint="eastAsia" w:cs="Times New Roman"/>
+          <w:color w:val="000000"/>
+          <w:sz w:val="24"/>
+          <w:szCs w:val="24"/>
+          <w:lang w:val="en-US" w:eastAsia="zh-CN"/>
+        </w:rPr>
+        <w:t>气温最高，为</w:t>
+      </w:r>
+      <w:r>
+        <w:rPr>
+          <w:rFonts w:hint="default" w:ascii="Times New Roman" w:hAnsi="Times New Roman" w:eastAsia="仿宋" w:cs="Times New Roman"/>
+          <w:color w:val="000000"/>
+          <w:sz w:val="24"/>
+          <w:szCs w:val="24"/>
+          <w:lang w:val="en-US" w:eastAsia="zh-CN"/>
+        </w:rPr>
+        <w:t>{{min_</w:t>
+      </w:r>
+      <w:r>
+        <w:rPr>
+          <w:rFonts w:hint="eastAsia" w:cs="Times New Roman"/>
+          <w:color w:val="000000"/>
+          <w:sz w:val="24"/>
+          <w:szCs w:val="24"/>
+          <w:lang w:val="en-US" w:eastAsia="zh-CN"/>
+        </w:rPr>
+        <w:t>tem</w:t>
+      </w:r>
+      <w:r>
+        <w:rPr>
+          <w:rFonts w:hint="default" w:ascii="Times New Roman" w:hAnsi="Times New Roman" w:eastAsia="仿宋" w:cs="Times New Roman"/>
+          <w:color w:val="000000"/>
+          <w:sz w:val="24"/>
+          <w:szCs w:val="24"/>
+          <w:lang w:val="en-US" w:eastAsia="zh-CN"/>
+        </w:rPr>
+        <w:t>_</w:t>
+      </w:r>
+      <w:r>
+        <w:rPr>
+          <w:rFonts w:hint="eastAsia" w:cs="Times New Roman"/>
+          <w:color w:val="000000"/>
+          <w:sz w:val="24"/>
+          <w:szCs w:val="24"/>
+          <w:lang w:val="en-US" w:eastAsia="zh-CN"/>
+        </w:rPr>
+        <w:t>2</w:t>
+      </w:r>
+      <w:r>
+        <w:rPr>
+          <w:rFonts w:hint="default" w:ascii="Times New Roman" w:hAnsi="Times New Roman" w:eastAsia="仿宋" w:cs="Times New Roman"/>
+          <w:color w:val="000000"/>
+          <w:sz w:val="24"/>
+          <w:szCs w:val="24"/>
+          <w:lang w:val="en-US" w:eastAsia="zh-CN"/>
+        </w:rPr>
+        <w:t>}}℃</w:t>
+      </w:r>
+      <w:r>
+        <w:rPr>
+          <w:rFonts w:hint="eastAsia" w:cs="Times New Roman"/>
+          <w:color w:val="000000"/>
+          <w:sz w:val="24"/>
+          <w:szCs w:val="24"/>
+          <w:lang w:val="en-US" w:eastAsia="zh-CN"/>
+        </w:rPr>
+        <w:t>，</w:t>
+      </w:r>
+      <w:r>
+        <w:rPr>
+          <w:rFonts w:hint="default" w:ascii="Times New Roman" w:hAnsi="Times New Roman" w:eastAsia="仿宋" w:cs="Times New Roman"/>
+          <w:color w:val="000000"/>
+          <w:sz w:val="24"/>
+          <w:szCs w:val="24"/>
+          <w:lang w:val="en-US" w:eastAsia="zh-CN"/>
+        </w:rPr>
+        <w:t>{{min_</w:t>
+      </w:r>
+      <w:r>
+        <w:rPr>
+          <w:rFonts w:hint="eastAsia" w:cs="Times New Roman"/>
+          <w:color w:val="000000"/>
+          <w:sz w:val="24"/>
+          <w:szCs w:val="24"/>
+          <w:lang w:val="en-US" w:eastAsia="zh-CN"/>
+        </w:rPr>
+        <w:t>tem</w:t>
+      </w:r>
+      <w:r>
+        <w:rPr>
+          <w:rFonts w:hint="default" w:ascii="Times New Roman" w:hAnsi="Times New Roman" w:eastAsia="仿宋" w:cs="Times New Roman"/>
+          <w:color w:val="000000"/>
+          <w:sz w:val="24"/>
+          <w:szCs w:val="24"/>
+          <w:lang w:val="en-US" w:eastAsia="zh-CN"/>
+        </w:rPr>
+        <w:t>_</w:t>
+      </w:r>
+      <w:r>
+        <w:rPr>
+          <w:rFonts w:hint="eastAsia" w:cs="Times New Roman"/>
+          <w:color w:val="000000"/>
+          <w:sz w:val="24"/>
+          <w:szCs w:val="24"/>
+          <w:lang w:val="en-US" w:eastAsia="zh-CN"/>
+        </w:rPr>
+        <w:t>1</w:t>
+      </w:r>
+      <w:r>
+        <w:rPr>
+          <w:rFonts w:hint="default" w:ascii="Times New Roman" w:hAnsi="Times New Roman" w:eastAsia="仿宋" w:cs="Times New Roman"/>
+          <w:color w:val="000000"/>
+          <w:sz w:val="24"/>
+          <w:szCs w:val="24"/>
+          <w:lang w:val="en-US" w:eastAsia="zh-CN"/>
+        </w:rPr>
+        <w:t>_year}}年</w:t>
+      </w:r>
+      <w:r>
+        <w:rPr>
+          <w:rFonts w:hint="eastAsia" w:cs="Times New Roman"/>
+          <w:color w:val="000000"/>
+          <w:sz w:val="24"/>
+          <w:szCs w:val="24"/>
+          <w:lang w:val="en-US" w:eastAsia="zh-CN"/>
+        </w:rPr>
+        <w:t>极端</w:t>
+      </w:r>
+      <w:r>
+        <w:rPr>
+          <w:rFonts w:hint="default" w:ascii="Times New Roman" w:hAnsi="Times New Roman" w:eastAsia="仿宋" w:cs="Times New Roman"/>
+          <w:color w:val="000000"/>
+          <w:sz w:val="24"/>
+          <w:szCs w:val="24"/>
+          <w:lang w:val="en-US" w:eastAsia="zh-CN"/>
+        </w:rPr>
+        <w:t>最低</w:t>
+      </w:r>
+      <w:r>
+        <w:rPr>
+          <w:rFonts w:hint="eastAsia" w:cs="Times New Roman"/>
+          <w:color w:val="000000"/>
+          <w:sz w:val="24"/>
+          <w:szCs w:val="24"/>
+          <w:lang w:val="en-US" w:eastAsia="zh-CN"/>
+        </w:rPr>
+        <w:t>气温最低，为</w:t>
+      </w:r>
+      <w:r>
+        <w:rPr>
+          <w:rFonts w:hint="default" w:ascii="Times New Roman" w:hAnsi="Times New Roman" w:eastAsia="仿宋" w:cs="Times New Roman"/>
+          <w:color w:val="000000"/>
+          <w:sz w:val="24"/>
+          <w:szCs w:val="24"/>
+          <w:lang w:val="en-US" w:eastAsia="zh-CN"/>
+        </w:rPr>
+        <w:t>{{min_</w:t>
+      </w:r>
+      <w:r>
+        <w:rPr>
+          <w:rFonts w:hint="eastAsia" w:cs="Times New Roman"/>
+          <w:color w:val="000000"/>
+          <w:sz w:val="24"/>
+          <w:szCs w:val="24"/>
+          <w:lang w:val="en-US" w:eastAsia="zh-CN"/>
+        </w:rPr>
+        <w:t>tem</w:t>
+      </w:r>
+      <w:r>
+        <w:rPr>
+          <w:rFonts w:hint="default" w:ascii="Times New Roman" w:hAnsi="Times New Roman" w:eastAsia="仿宋" w:cs="Times New Roman"/>
+          <w:color w:val="000000"/>
+          <w:sz w:val="24"/>
+          <w:szCs w:val="24"/>
+          <w:lang w:val="en-US" w:eastAsia="zh-CN"/>
+        </w:rPr>
+        <w:t>_</w:t>
+      </w:r>
+      <w:r>
+        <w:rPr>
+          <w:rFonts w:hint="eastAsia" w:cs="Times New Roman"/>
+          <w:color w:val="000000"/>
+          <w:sz w:val="24"/>
+          <w:szCs w:val="24"/>
+          <w:lang w:val="en-US" w:eastAsia="zh-CN"/>
+        </w:rPr>
+        <w:t>1</w:t>
+      </w:r>
+      <w:r>
+        <w:rPr>
+          <w:rFonts w:hint="default" w:ascii="Times New Roman" w:hAnsi="Times New Roman" w:eastAsia="仿宋" w:cs="Times New Roman"/>
+          <w:color w:val="000000"/>
+          <w:sz w:val="24"/>
+          <w:szCs w:val="24"/>
+          <w:lang w:val="en-US" w:eastAsia="zh-CN"/>
+        </w:rPr>
+        <w:t>}}℃</w:t>
+      </w:r>
+      <w:r>
+        <w:rPr>
+          <w:rFonts w:hint="eastAsia" w:cs="Times New Roman"/>
+          <w:color w:val="000000"/>
+          <w:sz w:val="24"/>
+          <w:szCs w:val="24"/>
+          <w:lang w:val="en-US" w:eastAsia="zh-CN"/>
+        </w:rPr>
+        <w:t>（图3）</w:t>
+      </w:r>
+      <w:r>
+        <w:rPr>
+          <w:rFonts w:hint="default" w:ascii="Times New Roman" w:hAnsi="Times New Roman" w:eastAsia="仿宋" w:cs="Times New Roman"/>
+          <w:color w:val="000000"/>
+          <w:sz w:val="24"/>
+          <w:szCs w:val="24"/>
+          <w:lang w:val="en-US" w:eastAsia="zh-CN"/>
+        </w:rPr>
+        <w:t>。</w:t>
       </w:r>
       <w:r>
         <w:rPr>
@@ -224,17 +964,139 @@
           <w:szCs w:val="24"/>
           <w:lang w:val="en-US" w:eastAsia="zh-CN"/>
         </w:rPr>
+        <w:t>{{station_name}}</w:t>
+      </w:r>
+      <w:r>
+        <w:rPr>
+          <w:rFonts w:hint="eastAsia" w:cs="Times New Roman"/>
+          <w:color w:val="000000"/>
+          <w:sz w:val="24"/>
+          <w:szCs w:val="24"/>
+          <w:lang w:val="en-US" w:eastAsia="zh-CN"/>
+        </w:rPr>
+        <w:t>站</w:t>
+      </w:r>
+      <w:bookmarkStart w:id="0" w:name="_GoBack"/>
+      <w:bookmarkEnd w:id="0"/>
+      <w:r>
+        <w:rPr>
+          <w:rFonts w:hint="eastAsia" w:ascii="Times New Roman" w:hAnsi="Times New Roman" w:eastAsia="仿宋" w:cs="Times New Roman"/>
+          <w:color w:val="000000"/>
+          <w:sz w:val="24"/>
+          <w:szCs w:val="24"/>
+          <w:lang w:val="en-US" w:eastAsia="zh-CN"/>
+        </w:rPr>
+        <w:t>的年平均</w:t>
+      </w:r>
+      <w:r>
+        <w:rPr>
+          <w:rFonts w:hint="eastAsia" w:cs="Times New Roman"/>
+          <w:color w:val="000000"/>
+          <w:sz w:val="24"/>
+          <w:szCs w:val="24"/>
+          <w:lang w:val="en-US" w:eastAsia="zh-CN"/>
+        </w:rPr>
+        <w:t>气温</w:t>
+      </w:r>
+      <w:r>
+        <w:rPr>
+          <w:rFonts w:hint="eastAsia" w:ascii="Times New Roman" w:hAnsi="Times New Roman" w:eastAsia="仿宋" w:cs="Times New Roman"/>
+          <w:color w:val="000000"/>
+          <w:sz w:val="24"/>
+          <w:szCs w:val="24"/>
+          <w:lang w:val="en-US" w:eastAsia="zh-CN"/>
+        </w:rPr>
+        <w:t>呈</w:t>
+      </w:r>
+      <w:r>
+        <w:rPr>
+          <w:rFonts w:hint="default" w:ascii="Times New Roman" w:hAnsi="Times New Roman" w:eastAsia="仿宋" w:cs="Times New Roman"/>
+          <w:color w:val="000000"/>
+          <w:sz w:val="24"/>
+          <w:szCs w:val="24"/>
+          <w:lang w:val="en-US" w:eastAsia="zh-CN"/>
+        </w:rPr>
+        <w:t>{{</w:t>
+      </w:r>
+      <w:r>
+        <w:rPr>
+          <w:rFonts w:hint="eastAsia" w:ascii="Times New Roman" w:hAnsi="Times New Roman" w:eastAsia="仿宋" w:cs="Times New Roman"/>
+          <w:color w:val="000000"/>
+          <w:sz w:val="24"/>
+          <w:szCs w:val="24"/>
+          <w:lang w:val="en-US" w:eastAsia="zh-CN"/>
+        </w:rPr>
+        <w:t>average_</w:t>
+      </w:r>
+      <w:r>
+        <w:rPr>
+          <w:rFonts w:hint="eastAsia" w:cs="Times New Roman"/>
+          <w:color w:val="000000"/>
+          <w:sz w:val="24"/>
+          <w:szCs w:val="24"/>
+          <w:lang w:val="en-US" w:eastAsia="zh-CN"/>
+        </w:rPr>
         <w:t>tem</w:t>
       </w:r>
       <w:r>
         <w:rPr>
-          <w:rFonts w:hint="default" w:ascii="Times New Roman" w:hAnsi="Times New Roman" w:eastAsia="仿宋" w:cs="Times New Roman"/>
-          <w:color w:val="000000"/>
-          <w:sz w:val="24"/>
-          <w:szCs w:val="24"/>
-          <w:lang w:val="en-US" w:eastAsia="zh-CN"/>
-        </w:rPr>
-        <w:t>_2_year}}年）之间（图1），年</w:t>
+          <w:rFonts w:hint="eastAsia" w:ascii="Times New Roman" w:hAnsi="Times New Roman" w:eastAsia="仿宋" w:cs="Times New Roman"/>
+          <w:color w:val="000000"/>
+          <w:sz w:val="24"/>
+          <w:szCs w:val="24"/>
+          <w:lang w:val="en-US" w:eastAsia="zh-CN"/>
+        </w:rPr>
+        <w:t>_slope</w:t>
+      </w:r>
+      <w:r>
+        <w:rPr>
+          <w:rFonts w:hint="default" w:ascii="Times New Roman" w:hAnsi="Times New Roman" w:eastAsia="仿宋" w:cs="Times New Roman"/>
+          <w:color w:val="000000"/>
+          <w:sz w:val="24"/>
+          <w:szCs w:val="24"/>
+          <w:lang w:val="en-US" w:eastAsia="zh-CN"/>
+        </w:rPr>
+        <w:t>}}</w:t>
+      </w:r>
+      <w:r>
+        <w:rPr>
+          <w:rFonts w:hint="eastAsia" w:ascii="Times New Roman" w:hAnsi="Times New Roman" w:eastAsia="仿宋" w:cs="Times New Roman"/>
+          <w:color w:val="000000"/>
+          <w:sz w:val="24"/>
+          <w:szCs w:val="24"/>
+          <w:lang w:val="en-US" w:eastAsia="zh-CN"/>
+        </w:rPr>
+        <w:t>趋势，</w:t>
+      </w:r>
+      <w:r>
+        <w:rPr>
+          <w:rFonts w:hint="default" w:ascii="Times New Roman" w:hAnsi="Times New Roman" w:eastAsia="仿宋" w:cs="Times New Roman"/>
+          <w:color w:val="000000"/>
+          <w:sz w:val="24"/>
+          <w:szCs w:val="24"/>
+          <w:lang w:val="en-US" w:eastAsia="zh-CN"/>
+        </w:rPr>
+        <w:t>{{average_trend_text}}</w:t>
+      </w:r>
+      <w:r>
+        <w:rPr>
+          <w:rFonts w:hint="eastAsia" w:cs="Times New Roman"/>
+          <w:color w:val="000000"/>
+          <w:sz w:val="24"/>
+          <w:szCs w:val="24"/>
+          <w:lang w:val="en-US" w:eastAsia="zh-CN"/>
+        </w:rPr>
+        <w:t>；</w:t>
+      </w:r>
+      <w:r>
+        <w:rPr>
+          <w:rFonts w:hint="eastAsia" w:ascii="Times New Roman" w:hAnsi="Times New Roman" w:eastAsia="仿宋" w:cs="Times New Roman"/>
+          <w:color w:val="000000"/>
+          <w:sz w:val="24"/>
+          <w:szCs w:val="24"/>
+          <w:lang w:val="en-US" w:eastAsia="zh-CN"/>
+        </w:rPr>
+        <w:t>年</w:t>
       </w:r>
       <w:r>
         <w:rPr>
@@ -254,7 +1116,17 @@
           <w:szCs w:val="24"/>
           <w:lang w:val="en-US" w:eastAsia="zh-CN"/>
         </w:rPr>
-        <w:t>最高气温在{{max_</w:t>
+        <w:t>最低</w:t>
+      </w:r>
+      <w:r>
+        <w:rPr>
+          <w:rFonts w:hint="eastAsia" w:cs="Times New Roman"/>
+          <w:color w:val="000000"/>
+          <w:sz w:val="24"/>
+          <w:szCs w:val="24"/>
+          <w:lang w:val="en-US" w:eastAsia="zh-CN"/>
+        </w:rPr>
+        <w:t>气温</w:t>
       </w:r>
       <w:r>
         <w:rPr>
@@ -264,57 +1136,187 @@
           <w:szCs w:val="24"/>
           <w:lang w:val="en-US" w:eastAsia="zh-CN"/>
         </w:rPr>
+        <w:t>呈</w:t>
+      </w:r>
+      <w:r>
+        <w:rPr>
+          <w:rFonts w:hint="default" w:ascii="Times New Roman" w:hAnsi="Times New Roman" w:eastAsia="仿宋" w:cs="Times New Roman"/>
+          <w:color w:val="000000"/>
+          <w:sz w:val="24"/>
+          <w:szCs w:val="24"/>
+          <w:lang w:val="en-US" w:eastAsia="zh-CN"/>
+        </w:rPr>
+        <w:t>{{min</w:t>
+      </w:r>
+      <w:r>
+        <w:rPr>
+          <w:rFonts w:hint="eastAsia" w:ascii="Times New Roman" w:hAnsi="Times New Roman" w:eastAsia="仿宋" w:cs="Times New Roman"/>
+          <w:color w:val="000000"/>
+          <w:sz w:val="24"/>
+          <w:szCs w:val="24"/>
+          <w:lang w:val="en-US" w:eastAsia="zh-CN"/>
+        </w:rPr>
+        <w:t>_</w:t>
+      </w:r>
+      <w:r>
+        <w:rPr>
+          <w:rFonts w:hint="eastAsia" w:cs="Times New Roman"/>
+          <w:color w:val="000000"/>
+          <w:sz w:val="24"/>
+          <w:szCs w:val="24"/>
+          <w:lang w:val="en-US" w:eastAsia="zh-CN"/>
+        </w:rPr>
         <w:t>tem</w:t>
       </w:r>
       <w:r>
         <w:rPr>
-          <w:rFonts w:hint="default" w:ascii="Times New Roman" w:hAnsi="Times New Roman" w:eastAsia="仿宋" w:cs="Times New Roman"/>
-          <w:color w:val="000000"/>
-          <w:sz w:val="24"/>
-          <w:szCs w:val="24"/>
-          <w:lang w:val="en-US" w:eastAsia="zh-CN"/>
-        </w:rPr>
-        <w:t>_1}}℃（{{max_</w:t>
-      </w:r>
-      <w:r>
-        <w:rPr>
           <w:rFonts w:hint="eastAsia" w:ascii="Times New Roman" w:hAnsi="Times New Roman" w:eastAsia="仿宋" w:cs="Times New Roman"/>
           <w:color w:val="000000"/>
           <w:sz w:val="24"/>
           <w:szCs w:val="24"/>
           <w:lang w:val="en-US" w:eastAsia="zh-CN"/>
         </w:rPr>
+        <w:t>_slope</w:t>
+      </w:r>
+      <w:r>
+        <w:rPr>
+          <w:rFonts w:hint="default" w:ascii="Times New Roman" w:hAnsi="Times New Roman" w:eastAsia="仿宋" w:cs="Times New Roman"/>
+          <w:color w:val="000000"/>
+          <w:sz w:val="24"/>
+          <w:szCs w:val="24"/>
+          <w:lang w:val="en-US" w:eastAsia="zh-CN"/>
+        </w:rPr>
+        <w:t>}}</w:t>
+      </w:r>
+      <w:r>
+        <w:rPr>
+          <w:rFonts w:hint="eastAsia" w:ascii="Times New Roman" w:hAnsi="Times New Roman" w:eastAsia="仿宋" w:cs="Times New Roman"/>
+          <w:color w:val="000000"/>
+          <w:sz w:val="24"/>
+          <w:szCs w:val="24"/>
+          <w:lang w:val="en-US" w:eastAsia="zh-CN"/>
+        </w:rPr>
+        <w:t>趋势，</w:t>
+      </w:r>
+      <w:r>
+        <w:rPr>
+          <w:rFonts w:hint="default" w:ascii="Times New Roman" w:hAnsi="Times New Roman" w:eastAsia="仿宋" w:cs="Times New Roman"/>
+          <w:color w:val="000000"/>
+          <w:sz w:val="24"/>
+          <w:szCs w:val="24"/>
+          <w:lang w:val="en-US" w:eastAsia="zh-CN"/>
+        </w:rPr>
+        <w:t>{{min_trend_text}}</w:t>
+      </w:r>
+      <w:r>
+        <w:rPr>
+          <w:rFonts w:hint="eastAsia" w:cs="Times New Roman"/>
+          <w:color w:val="000000"/>
+          <w:sz w:val="24"/>
+          <w:szCs w:val="24"/>
+          <w:lang w:val="en-US" w:eastAsia="zh-CN"/>
+        </w:rPr>
+        <w:t>；</w:t>
+      </w:r>
+      <w:r>
+        <w:rPr>
+          <w:rFonts w:hint="eastAsia" w:ascii="Times New Roman" w:hAnsi="Times New Roman" w:eastAsia="仿宋" w:cs="Times New Roman"/>
+          <w:color w:val="000000"/>
+          <w:sz w:val="24"/>
+          <w:szCs w:val="24"/>
+          <w:lang w:val="en-US" w:eastAsia="zh-CN"/>
+        </w:rPr>
+        <w:t>年</w:t>
+      </w:r>
+      <w:r>
+        <w:rPr>
+          <w:rFonts w:hint="eastAsia" w:cs="Times New Roman"/>
+          <w:color w:val="000000"/>
+          <w:sz w:val="24"/>
+          <w:szCs w:val="24"/>
+          <w:lang w:val="en-US" w:eastAsia="zh-CN"/>
+        </w:rPr>
+        <w:t>极端</w:t>
+      </w:r>
+      <w:r>
+        <w:rPr>
+          <w:rFonts w:hint="default" w:ascii="Times New Roman" w:hAnsi="Times New Roman" w:eastAsia="仿宋" w:cs="Times New Roman"/>
+          <w:color w:val="000000"/>
+          <w:sz w:val="24"/>
+          <w:szCs w:val="24"/>
+          <w:lang w:val="en-US" w:eastAsia="zh-CN"/>
+        </w:rPr>
+        <w:t>最高</w:t>
+      </w:r>
+      <w:r>
+        <w:rPr>
+          <w:rFonts w:hint="eastAsia" w:cs="Times New Roman"/>
+          <w:color w:val="000000"/>
+          <w:sz w:val="24"/>
+          <w:szCs w:val="24"/>
+          <w:lang w:val="en-US" w:eastAsia="zh-CN"/>
+        </w:rPr>
+        <w:t>气温</w:t>
+      </w:r>
+      <w:r>
+        <w:rPr>
+          <w:rFonts w:hint="eastAsia" w:ascii="Times New Roman" w:hAnsi="Times New Roman" w:eastAsia="仿宋" w:cs="Times New Roman"/>
+          <w:color w:val="000000"/>
+          <w:sz w:val="24"/>
+          <w:szCs w:val="24"/>
+          <w:lang w:val="en-US" w:eastAsia="zh-CN"/>
+        </w:rPr>
+        <w:t>呈</w:t>
+      </w:r>
+      <w:r>
+        <w:rPr>
+          <w:rFonts w:hint="default" w:ascii="Times New Roman" w:hAnsi="Times New Roman" w:eastAsia="仿宋" w:cs="Times New Roman"/>
+          <w:color w:val="000000"/>
+          <w:sz w:val="24"/>
+          <w:szCs w:val="24"/>
+          <w:lang w:val="en-US" w:eastAsia="zh-CN"/>
+        </w:rPr>
+        <w:t>{{max</w:t>
+      </w:r>
+      <w:r>
+        <w:rPr>
+          <w:rFonts w:hint="eastAsia" w:ascii="Times New Roman" w:hAnsi="Times New Roman" w:eastAsia="仿宋" w:cs="Times New Roman"/>
+          <w:color w:val="000000"/>
+          <w:sz w:val="24"/>
+          <w:szCs w:val="24"/>
+          <w:lang w:val="en-US" w:eastAsia="zh-CN"/>
+        </w:rPr>
+        <w:t>_</w:t>
+      </w:r>
+      <w:r>
+        <w:rPr>
+          <w:rFonts w:hint="eastAsia" w:cs="Times New Roman"/>
+          <w:color w:val="000000"/>
+          <w:sz w:val="24"/>
+          <w:szCs w:val="24"/>
+          <w:lang w:val="en-US" w:eastAsia="zh-CN"/>
+        </w:rPr>
         <w:t>tem</w:t>
       </w:r>
       <w:r>
         <w:rPr>
-          <w:rFonts w:hint="default" w:ascii="Times New Roman" w:hAnsi="Times New Roman" w:eastAsia="仿宋" w:cs="Times New Roman"/>
-          <w:color w:val="000000"/>
-          <w:sz w:val="24"/>
-          <w:szCs w:val="24"/>
-          <w:lang w:val="en-US" w:eastAsia="zh-CN"/>
-        </w:rPr>
-        <w:t>_1_year}}年）～{{max_</w:t>
-      </w:r>
-      <w:r>
-        <w:rPr>
           <w:rFonts w:hint="eastAsia" w:ascii="Times New Roman" w:hAnsi="Times New Roman" w:eastAsia="仿宋" w:cs="Times New Roman"/>
           <w:color w:val="000000"/>
           <w:sz w:val="24"/>
           <w:szCs w:val="24"/>
           <w:lang w:val="en-US" w:eastAsia="zh-CN"/>
         </w:rPr>
-        <w:t>tem</w:t>
-      </w:r>
-      <w:r>
-        <w:rPr>
-          <w:rFonts w:hint="default" w:ascii="Times New Roman" w:hAnsi="Times New Roman" w:eastAsia="仿宋" w:cs="Times New Roman"/>
-          <w:color w:val="000000"/>
-          <w:sz w:val="24"/>
-          <w:szCs w:val="24"/>
-          <w:lang w:val="en-US" w:eastAsia="zh-CN"/>
-        </w:rPr>
-        <w:t>_2}}℃（{{max_</w:t>
+        <w:t>_slope</w:t>
+      </w:r>
+      <w:r>
+        <w:rPr>
+          <w:rFonts w:hint="default" w:ascii="Times New Roman" w:hAnsi="Times New Roman" w:eastAsia="仿宋" w:cs="Times New Roman"/>
+          <w:color w:val="000000"/>
+          <w:sz w:val="24"/>
+          <w:szCs w:val="24"/>
+          <w:lang w:val="en-US" w:eastAsia="zh-CN"/>
+        </w:rPr>
+        <w:t>}}</w:t>
       </w:r>
       <w:r>
         <w:rPr>
@@ -324,37 +1326,27 @@
           <w:szCs w:val="24"/>
           <w:lang w:val="en-US" w:eastAsia="zh-CN"/>
         </w:rPr>
-        <w:t>tem</w:t>
-      </w:r>
-      <w:r>
-        <w:rPr>
-          <w:rFonts w:hint="default" w:ascii="Times New Roman" w:hAnsi="Times New Roman" w:eastAsia="仿宋" w:cs="Times New Roman"/>
-          <w:color w:val="000000"/>
-          <w:sz w:val="24"/>
-          <w:szCs w:val="24"/>
-          <w:lang w:val="en-US" w:eastAsia="zh-CN"/>
-        </w:rPr>
-        <w:t>_2_year}}年）之间（图2），年</w:t>
-      </w:r>
-      <w:r>
-        <w:rPr>
-          <w:rFonts w:hint="eastAsia" w:cs="Times New Roman"/>
-          <w:color w:val="000000"/>
-          <w:sz w:val="24"/>
-          <w:szCs w:val="24"/>
-          <w:lang w:val="en-US" w:eastAsia="zh-CN"/>
-        </w:rPr>
-        <w:t>极端</w:t>
-      </w:r>
-      <w:r>
-        <w:rPr>
-          <w:rFonts w:hint="default" w:ascii="Times New Roman" w:hAnsi="Times New Roman" w:eastAsia="仿宋" w:cs="Times New Roman"/>
-          <w:color w:val="000000"/>
-          <w:sz w:val="24"/>
-          <w:szCs w:val="24"/>
-          <w:lang w:val="en-US" w:eastAsia="zh-CN"/>
-        </w:rPr>
-        <w:t>最低气温在{{min_</w:t>
+        <w:t>趋势</w:t>
+      </w:r>
+      <w:r>
+        <w:rPr>
+          <w:rFonts w:hint="eastAsia" w:cs="Times New Roman"/>
+          <w:color w:val="000000"/>
+          <w:sz w:val="24"/>
+          <w:szCs w:val="24"/>
+          <w:lang w:val="en-US" w:eastAsia="zh-CN"/>
+        </w:rPr>
+        <w:t>，</w:t>
+      </w:r>
+      <w:r>
+        <w:rPr>
+          <w:rFonts w:hint="default" w:ascii="Times New Roman" w:hAnsi="Times New Roman" w:eastAsia="仿宋" w:cs="Times New Roman"/>
+          <w:color w:val="000000"/>
+          <w:sz w:val="24"/>
+          <w:szCs w:val="24"/>
+          <w:lang w:val="en-US" w:eastAsia="zh-CN"/>
+        </w:rPr>
+        <w:t>{{max_trend_text}}</w:t>
       </w:r>
       <w:r>
         <w:rPr>
@@ -364,247 +1356,7 @@
           <w:szCs w:val="24"/>
           <w:lang w:val="en-US" w:eastAsia="zh-CN"/>
         </w:rPr>
-        <w:t>tem</w:t>
-      </w:r>
-      <w:r>
-        <w:rPr>
-          <w:rFonts w:hint="default" w:ascii="Times New Roman" w:hAnsi="Times New Roman" w:eastAsia="仿宋" w:cs="Times New Roman"/>
-          <w:color w:val="000000"/>
-          <w:sz w:val="24"/>
-          <w:szCs w:val="24"/>
-          <w:lang w:val="en-US" w:eastAsia="zh-CN"/>
-        </w:rPr>
-        <w:t>_1}}℃（{{min_</w:t>
-      </w:r>
-      <w:r>
-        <w:rPr>
-          <w:rFonts w:hint="eastAsia" w:ascii="Times New Roman" w:hAnsi="Times New Roman" w:eastAsia="仿宋" w:cs="Times New Roman"/>
-          <w:color w:val="000000"/>
-          <w:sz w:val="24"/>
-          <w:szCs w:val="24"/>
-          <w:lang w:val="en-US" w:eastAsia="zh-CN"/>
-        </w:rPr>
-        <w:t>tem</w:t>
-      </w:r>
-      <w:r>
-        <w:rPr>
-          <w:rFonts w:hint="default" w:ascii="Times New Roman" w:hAnsi="Times New Roman" w:eastAsia="仿宋" w:cs="Times New Roman"/>
-          <w:color w:val="000000"/>
-          <w:sz w:val="24"/>
-          <w:szCs w:val="24"/>
-          <w:lang w:val="en-US" w:eastAsia="zh-CN"/>
-        </w:rPr>
-        <w:t>_1_year}}年）～{{min_</w:t>
-      </w:r>
-      <w:r>
-        <w:rPr>
-          <w:rFonts w:hint="eastAsia" w:ascii="Times New Roman" w:hAnsi="Times New Roman" w:eastAsia="仿宋" w:cs="Times New Roman"/>
-          <w:color w:val="000000"/>
-          <w:sz w:val="24"/>
-          <w:szCs w:val="24"/>
-          <w:lang w:val="en-US" w:eastAsia="zh-CN"/>
-        </w:rPr>
-        <w:t>tem</w:t>
-      </w:r>
-      <w:r>
-        <w:rPr>
-          <w:rFonts w:hint="default" w:ascii="Times New Roman" w:hAnsi="Times New Roman" w:eastAsia="仿宋" w:cs="Times New Roman"/>
-          <w:color w:val="000000"/>
-          <w:sz w:val="24"/>
-          <w:szCs w:val="24"/>
-          <w:lang w:val="en-US" w:eastAsia="zh-CN"/>
-        </w:rPr>
-        <w:t>_2}}℃（{{min_</w:t>
-      </w:r>
-      <w:r>
-        <w:rPr>
-          <w:rFonts w:hint="eastAsia" w:ascii="Times New Roman" w:hAnsi="Times New Roman" w:eastAsia="仿宋" w:cs="Times New Roman"/>
-          <w:color w:val="000000"/>
-          <w:sz w:val="24"/>
-          <w:szCs w:val="24"/>
-          <w:lang w:val="en-US" w:eastAsia="zh-CN"/>
-        </w:rPr>
-        <w:t>tem</w:t>
-      </w:r>
-      <w:r>
-        <w:rPr>
-          <w:rFonts w:hint="default" w:ascii="Times New Roman" w:hAnsi="Times New Roman" w:eastAsia="仿宋" w:cs="Times New Roman"/>
-          <w:color w:val="000000"/>
-          <w:sz w:val="24"/>
-          <w:szCs w:val="24"/>
-          <w:lang w:val="en-US" w:eastAsia="zh-CN"/>
-        </w:rPr>
-        <w:t>_2_year}}年）之间（图3）。</w:t>
-      </w:r>
-      <w:r>
-        <w:rPr>
-          <w:rFonts w:hint="eastAsia" w:ascii="Times New Roman" w:hAnsi="Times New Roman" w:eastAsia="仿宋" w:cs="Times New Roman"/>
-          <w:color w:val="000000"/>
-          <w:sz w:val="24"/>
-          <w:szCs w:val="24"/>
-          <w:lang w:val="en-US" w:eastAsia="zh-CN"/>
-        </w:rPr>
-        <w:t>{{station_name}}的年平均气温呈</w:t>
-      </w:r>
-      <w:r>
-        <w:rPr>
-          <w:rFonts w:hint="default" w:ascii="Times New Roman" w:hAnsi="Times New Roman" w:eastAsia="仿宋" w:cs="Times New Roman"/>
-          <w:color w:val="000000"/>
-          <w:sz w:val="24"/>
-          <w:szCs w:val="24"/>
-          <w:lang w:val="en-US" w:eastAsia="zh-CN"/>
-        </w:rPr>
-        <w:t>{{</w:t>
-      </w:r>
-      <w:r>
-        <w:rPr>
-          <w:rFonts w:hint="eastAsia" w:ascii="Times New Roman" w:hAnsi="Times New Roman" w:eastAsia="仿宋" w:cs="Times New Roman"/>
-          <w:color w:val="000000"/>
-          <w:sz w:val="24"/>
-          <w:szCs w:val="24"/>
-          <w:lang w:val="en-US" w:eastAsia="zh-CN"/>
-        </w:rPr>
-        <w:t>average_tem_slope</w:t>
-      </w:r>
-      <w:r>
-        <w:rPr>
-          <w:rFonts w:hint="default" w:ascii="Times New Roman" w:hAnsi="Times New Roman" w:eastAsia="仿宋" w:cs="Times New Roman"/>
-          <w:color w:val="000000"/>
-          <w:sz w:val="24"/>
-          <w:szCs w:val="24"/>
-          <w:lang w:val="en-US" w:eastAsia="zh-CN"/>
-        </w:rPr>
-        <w:t>}}</w:t>
-      </w:r>
-      <w:r>
-        <w:rPr>
-          <w:rFonts w:hint="eastAsia" w:ascii="Times New Roman" w:hAnsi="Times New Roman" w:eastAsia="仿宋" w:cs="Times New Roman"/>
-          <w:color w:val="000000"/>
-          <w:sz w:val="24"/>
-          <w:szCs w:val="24"/>
-          <w:lang w:val="en-US" w:eastAsia="zh-CN"/>
-        </w:rPr>
-        <w:t>趋势，年</w:t>
-      </w:r>
-      <w:r>
-        <w:rPr>
-          <w:rFonts w:hint="eastAsia" w:cs="Times New Roman"/>
-          <w:color w:val="000000"/>
-          <w:sz w:val="24"/>
-          <w:szCs w:val="24"/>
-          <w:lang w:val="en-US" w:eastAsia="zh-CN"/>
-        </w:rPr>
-        <w:t>极端</w:t>
-      </w:r>
-      <w:r>
-        <w:rPr>
-          <w:rFonts w:hint="eastAsia" w:ascii="Times New Roman" w:hAnsi="Times New Roman" w:eastAsia="仿宋" w:cs="Times New Roman"/>
-          <w:color w:val="000000"/>
-          <w:sz w:val="24"/>
-          <w:szCs w:val="24"/>
-          <w:lang w:val="en-US" w:eastAsia="zh-CN"/>
-        </w:rPr>
-        <w:t>最低气温呈</w:t>
-      </w:r>
-      <w:r>
-        <w:rPr>
-          <w:rFonts w:hint="default" w:ascii="Times New Roman" w:hAnsi="Times New Roman" w:eastAsia="仿宋" w:cs="Times New Roman"/>
-          <w:color w:val="000000"/>
-          <w:sz w:val="24"/>
-          <w:szCs w:val="24"/>
-          <w:lang w:val="en-US" w:eastAsia="zh-CN"/>
-        </w:rPr>
-        <w:t>{{min</w:t>
-      </w:r>
-      <w:r>
-        <w:rPr>
-          <w:rFonts w:hint="eastAsia" w:ascii="Times New Roman" w:hAnsi="Times New Roman" w:eastAsia="仿宋" w:cs="Times New Roman"/>
-          <w:color w:val="000000"/>
-          <w:sz w:val="24"/>
-          <w:szCs w:val="24"/>
-          <w:lang w:val="en-US" w:eastAsia="zh-CN"/>
-        </w:rPr>
-        <w:t>_tem_slope</w:t>
-      </w:r>
-      <w:r>
-        <w:rPr>
-          <w:rFonts w:hint="default" w:ascii="Times New Roman" w:hAnsi="Times New Roman" w:eastAsia="仿宋" w:cs="Times New Roman"/>
-          <w:color w:val="000000"/>
-          <w:sz w:val="24"/>
-          <w:szCs w:val="24"/>
-          <w:lang w:val="en-US" w:eastAsia="zh-CN"/>
-        </w:rPr>
-        <w:t>}}</w:t>
-      </w:r>
-      <w:r>
-        <w:rPr>
-          <w:rFonts w:hint="eastAsia" w:ascii="Times New Roman" w:hAnsi="Times New Roman" w:eastAsia="仿宋" w:cs="Times New Roman"/>
-          <w:color w:val="000000"/>
-          <w:sz w:val="24"/>
-          <w:szCs w:val="24"/>
-          <w:lang w:val="en-US" w:eastAsia="zh-CN"/>
-        </w:rPr>
-        <w:t>趋势，年</w:t>
-      </w:r>
-      <w:r>
-        <w:rPr>
-          <w:rFonts w:hint="eastAsia" w:cs="Times New Roman"/>
-          <w:color w:val="000000"/>
-          <w:sz w:val="24"/>
-          <w:szCs w:val="24"/>
-          <w:lang w:val="en-US" w:eastAsia="zh-CN"/>
-        </w:rPr>
-        <w:t>极端</w:t>
-      </w:r>
-      <w:r>
-        <w:rPr>
-          <w:rFonts w:hint="eastAsia" w:ascii="Times New Roman" w:hAnsi="Times New Roman" w:eastAsia="仿宋" w:cs="Times New Roman"/>
-          <w:color w:val="000000"/>
-          <w:sz w:val="24"/>
-          <w:szCs w:val="24"/>
-          <w:lang w:val="en-US" w:eastAsia="zh-CN"/>
-        </w:rPr>
-        <w:t>最高气温呈</w:t>
-      </w:r>
-      <w:r>
-        <w:rPr>
-          <w:rFonts w:hint="default" w:ascii="Times New Roman" w:hAnsi="Times New Roman" w:eastAsia="仿宋" w:cs="Times New Roman"/>
-          <w:color w:val="000000"/>
-          <w:sz w:val="24"/>
-          <w:szCs w:val="24"/>
-          <w:lang w:val="en-US" w:eastAsia="zh-CN"/>
-        </w:rPr>
-        <w:t>{{max</w:t>
-      </w:r>
-      <w:r>
-        <w:rPr>
-          <w:rFonts w:hint="eastAsia" w:ascii="Times New Roman" w:hAnsi="Times New Roman" w:eastAsia="仿宋" w:cs="Times New Roman"/>
-          <w:color w:val="000000"/>
-          <w:sz w:val="24"/>
-          <w:szCs w:val="24"/>
-          <w:lang w:val="en-US" w:eastAsia="zh-CN"/>
-        </w:rPr>
-        <w:t>_tem_slope</w:t>
-      </w:r>
-      <w:r>
-        <w:rPr>
-          <w:rFonts w:hint="default" w:ascii="Times New Roman" w:hAnsi="Times New Roman" w:eastAsia="仿宋" w:cs="Times New Roman"/>
-          <w:color w:val="000000"/>
-          <w:sz w:val="24"/>
-          <w:szCs w:val="24"/>
-          <w:lang w:val="en-US" w:eastAsia="zh-CN"/>
-        </w:rPr>
-        <w:t>}}</w:t>
-      </w:r>
-      <w:r>
-        <w:rPr>
-          <w:rFonts w:hint="eastAsia" w:ascii="Times New Roman" w:hAnsi="Times New Roman" w:eastAsia="仿宋" w:cs="Times New Roman"/>
-          <w:color w:val="000000"/>
-          <w:sz w:val="24"/>
-          <w:szCs w:val="24"/>
-          <w:lang w:val="en-US" w:eastAsia="zh-CN"/>
-        </w:rPr>
-        <w:t>趋势。</w:t>
+        <w:t>。</w:t>
       </w:r>
     </w:p>
     <w:p>
@@ -940,11 +1692,31 @@
           <w:szCs w:val="24"/>
           <w:lang w:val="en-US" w:eastAsia="zh-CN"/>
         </w:rPr>
-        <w:t>{{station_name}}站平均气温的逐月变化在{{average_</w:t>
-      </w:r>
-      <w:r>
-        <w:rPr>
-          <w:rFonts w:hint="eastAsia" w:ascii="Times New Roman" w:hAnsi="Times New Roman" w:eastAsia="仿宋" w:cs="Times New Roman"/>
+        <w:t>{{station_name}}站平均气温</w:t>
+      </w:r>
+      <w:r>
+        <w:rPr>
+          <w:rFonts w:hint="eastAsia" w:cs="Times New Roman"/>
+          <w:color w:val="000000"/>
+          <w:sz w:val="24"/>
+          <w:szCs w:val="24"/>
+          <w:lang w:val="en-US" w:eastAsia="zh-CN"/>
+        </w:rPr>
+        <w:t>最高发生在</w:t>
+      </w:r>
+      <w:r>
+        <w:rPr>
+          <w:rFonts w:hint="default" w:ascii="Times New Roman" w:hAnsi="Times New Roman" w:eastAsia="仿宋" w:cs="Times New Roman"/>
+          <w:color w:val="000000"/>
+          <w:sz w:val="24"/>
+          <w:szCs w:val="24"/>
+          <w:lang w:val="en-US" w:eastAsia="zh-CN"/>
+        </w:rPr>
+        <w:t>{{average_</w:t>
+      </w:r>
+      <w:r>
+        <w:rPr>
+          <w:rFonts w:hint="eastAsia" w:cs="Times New Roman"/>
           <w:color w:val="000000"/>
           <w:sz w:val="24"/>
           <w:szCs w:val="24"/>
@@ -960,11 +1732,31 @@
           <w:szCs w:val="24"/>
           <w:lang w:val="en-US" w:eastAsia="zh-CN"/>
         </w:rPr>
-        <w:t>_m1}}℃（{{average_</w:t>
-      </w:r>
-      <w:r>
-        <w:rPr>
-          <w:rFonts w:hint="eastAsia" w:ascii="Times New Roman" w:hAnsi="Times New Roman" w:eastAsia="仿宋" w:cs="Times New Roman"/>
+        <w:t>_m2_month}}</w:t>
+      </w:r>
+      <w:r>
+        <w:rPr>
+          <w:rFonts w:hint="eastAsia" w:cs="Times New Roman"/>
+          <w:color w:val="000000"/>
+          <w:sz w:val="24"/>
+          <w:szCs w:val="24"/>
+          <w:lang w:val="en-US" w:eastAsia="zh-CN"/>
+        </w:rPr>
+        <w:t>，为</w:t>
+      </w:r>
+      <w:r>
+        <w:rPr>
+          <w:rFonts w:hint="default" w:ascii="Times New Roman" w:hAnsi="Times New Roman" w:eastAsia="仿宋" w:cs="Times New Roman"/>
+          <w:color w:val="000000"/>
+          <w:sz w:val="24"/>
+          <w:szCs w:val="24"/>
+          <w:lang w:val="en-US" w:eastAsia="zh-CN"/>
+        </w:rPr>
+        <w:t>{{average_</w:t>
+      </w:r>
+      <w:r>
+        <w:rPr>
+          <w:rFonts w:hint="eastAsia" w:cs="Times New Roman"/>
           <w:color w:val="000000"/>
           <w:sz w:val="24"/>
           <w:szCs w:val="24"/>
@@ -980,11 +1772,51 @@
           <w:szCs w:val="24"/>
           <w:lang w:val="en-US" w:eastAsia="zh-CN"/>
         </w:rPr>
-        <w:t>_m1_month}}）～{{average_</w:t>
-      </w:r>
-      <w:r>
-        <w:rPr>
-          <w:rFonts w:hint="eastAsia" w:ascii="Times New Roman" w:hAnsi="Times New Roman" w:eastAsia="仿宋" w:cs="Times New Roman"/>
+        <w:t>_m</w:t>
+      </w:r>
+      <w:r>
+        <w:rPr>
+          <w:rFonts w:hint="eastAsia" w:cs="Times New Roman"/>
+          <w:color w:val="000000"/>
+          <w:sz w:val="24"/>
+          <w:szCs w:val="24"/>
+          <w:lang w:val="en-US" w:eastAsia="zh-CN"/>
+        </w:rPr>
+        <w:t>2</w:t>
+      </w:r>
+      <w:r>
+        <w:rPr>
+          <w:rFonts w:hint="default" w:ascii="Times New Roman" w:hAnsi="Times New Roman" w:eastAsia="仿宋" w:cs="Times New Roman"/>
+          <w:color w:val="000000"/>
+          <w:sz w:val="24"/>
+          <w:szCs w:val="24"/>
+          <w:lang w:val="en-US" w:eastAsia="zh-CN"/>
+        </w:rPr>
+        <w:t>}}℃</w:t>
+      </w:r>
+      <w:r>
+        <w:rPr>
+          <w:rFonts w:hint="eastAsia" w:cs="Times New Roman"/>
+          <w:color w:val="000000"/>
+          <w:sz w:val="24"/>
+          <w:szCs w:val="24"/>
+          <w:lang w:val="en-US" w:eastAsia="zh-CN"/>
+        </w:rPr>
+        <w:t>，最低发生在</w:t>
+      </w:r>
+      <w:r>
+        <w:rPr>
+          <w:rFonts w:hint="default" w:ascii="Times New Roman" w:hAnsi="Times New Roman" w:eastAsia="仿宋" w:cs="Times New Roman"/>
+          <w:color w:val="000000"/>
+          <w:sz w:val="24"/>
+          <w:szCs w:val="24"/>
+          <w:lang w:val="en-US" w:eastAsia="zh-CN"/>
+        </w:rPr>
+        <w:t>{{average_</w:t>
+      </w:r>
+      <w:r>
+        <w:rPr>
+          <w:rFonts w:hint="eastAsia" w:cs="Times New Roman"/>
           <w:color w:val="000000"/>
           <w:sz w:val="24"/>
           <w:szCs w:val="24"/>
@@ -1000,11 +1832,31 @@
           <w:szCs w:val="24"/>
           <w:lang w:val="en-US" w:eastAsia="zh-CN"/>
         </w:rPr>
-        <w:t>_m2}}℃（{{average_</w:t>
-      </w:r>
-      <w:r>
-        <w:rPr>
-          <w:rFonts w:hint="eastAsia" w:ascii="Times New Roman" w:hAnsi="Times New Roman" w:eastAsia="仿宋" w:cs="Times New Roman"/>
+        <w:t>_m1_month}}</w:t>
+      </w:r>
+      <w:r>
+        <w:rPr>
+          <w:rFonts w:hint="eastAsia" w:cs="Times New Roman"/>
+          <w:color w:val="000000"/>
+          <w:sz w:val="24"/>
+          <w:szCs w:val="24"/>
+          <w:lang w:val="en-US" w:eastAsia="zh-CN"/>
+        </w:rPr>
+        <w:t>，为</w:t>
+      </w:r>
+      <w:r>
+        <w:rPr>
+          <w:rFonts w:hint="default" w:ascii="Times New Roman" w:hAnsi="Times New Roman" w:eastAsia="仿宋" w:cs="Times New Roman"/>
+          <w:color w:val="000000"/>
+          <w:sz w:val="24"/>
+          <w:szCs w:val="24"/>
+          <w:lang w:val="en-US" w:eastAsia="zh-CN"/>
+        </w:rPr>
+        <w:t>{{average_</w:t>
+      </w:r>
+      <w:r>
+        <w:rPr>
+          <w:rFonts w:hint="eastAsia" w:cs="Times New Roman"/>
           <w:color w:val="000000"/>
           <w:sz w:val="24"/>
           <w:szCs w:val="24"/>
@@ -1020,31 +1872,91 @@
           <w:szCs w:val="24"/>
           <w:lang w:val="en-US" w:eastAsia="zh-CN"/>
         </w:rPr>
-        <w:t>_m2_month}}）之间（图4），</w:t>
-      </w:r>
-      <w:r>
-        <w:rPr>
-          <w:rFonts w:hint="eastAsia" w:cs="Times New Roman"/>
-          <w:color w:val="000000"/>
-          <w:sz w:val="24"/>
-          <w:szCs w:val="24"/>
-          <w:lang w:val="en-US" w:eastAsia="zh-CN"/>
-        </w:rPr>
-        <w:t>极端</w:t>
-      </w:r>
-      <w:r>
-        <w:rPr>
-          <w:rFonts w:hint="default" w:ascii="Times New Roman" w:hAnsi="Times New Roman" w:eastAsia="仿宋" w:cs="Times New Roman"/>
-          <w:color w:val="000000"/>
-          <w:sz w:val="24"/>
-          <w:szCs w:val="24"/>
-          <w:lang w:val="en-US" w:eastAsia="zh-CN"/>
-        </w:rPr>
-        <w:t>最高气温变化在{{max_</w:t>
-      </w:r>
-      <w:r>
-        <w:rPr>
-          <w:rFonts w:hint="eastAsia" w:ascii="Times New Roman" w:hAnsi="Times New Roman" w:eastAsia="仿宋" w:cs="Times New Roman"/>
+        <w:t>_m1}}℃（图</w:t>
+      </w:r>
+      <w:r>
+        <w:rPr>
+          <w:rFonts w:hint="eastAsia" w:cs="Times New Roman"/>
+          <w:color w:val="000000"/>
+          <w:sz w:val="24"/>
+          <w:szCs w:val="24"/>
+          <w:lang w:val="en-US" w:eastAsia="zh-CN"/>
+        </w:rPr>
+        <w:t>4</w:t>
+      </w:r>
+      <w:r>
+        <w:rPr>
+          <w:rFonts w:hint="default" w:ascii="Times New Roman" w:hAnsi="Times New Roman" w:eastAsia="仿宋" w:cs="Times New Roman"/>
+          <w:color w:val="000000"/>
+          <w:sz w:val="24"/>
+          <w:szCs w:val="24"/>
+          <w:lang w:val="en-US" w:eastAsia="zh-CN"/>
+        </w:rPr>
+        <w:t>）</w:t>
+      </w:r>
+      <w:r>
+        <w:rPr>
+          <w:rFonts w:hint="eastAsia" w:cs="Times New Roman"/>
+          <w:color w:val="000000"/>
+          <w:sz w:val="24"/>
+          <w:szCs w:val="24"/>
+          <w:lang w:val="en-US" w:eastAsia="zh-CN"/>
+        </w:rPr>
+        <w:t>；极端</w:t>
+      </w:r>
+      <w:r>
+        <w:rPr>
+          <w:rFonts w:hint="default" w:ascii="Times New Roman" w:hAnsi="Times New Roman" w:eastAsia="仿宋" w:cs="Times New Roman"/>
+          <w:color w:val="000000"/>
+          <w:sz w:val="24"/>
+          <w:szCs w:val="24"/>
+          <w:lang w:val="en-US" w:eastAsia="zh-CN"/>
+        </w:rPr>
+        <w:t>最高气温</w:t>
+      </w:r>
+      <w:r>
+        <w:rPr>
+          <w:rFonts w:hint="eastAsia" w:cs="Times New Roman"/>
+          <w:color w:val="000000"/>
+          <w:sz w:val="24"/>
+          <w:szCs w:val="24"/>
+          <w:lang w:val="en-US" w:eastAsia="zh-CN"/>
+        </w:rPr>
+        <w:t>最高发生在</w:t>
+      </w:r>
+      <w:r>
+        <w:rPr>
+          <w:rFonts w:hint="default" w:ascii="Times New Roman" w:hAnsi="Times New Roman" w:eastAsia="仿宋" w:cs="Times New Roman"/>
+          <w:color w:val="000000"/>
+          <w:sz w:val="24"/>
+          <w:szCs w:val="24"/>
+          <w:lang w:val="en-US" w:eastAsia="zh-CN"/>
+        </w:rPr>
+        <w:t>{{</w:t>
+      </w:r>
+      <w:r>
+        <w:rPr>
+          <w:rFonts w:hint="eastAsia" w:cs="Times New Roman"/>
+          <w:color w:val="000000"/>
+          <w:sz w:val="24"/>
+          <w:szCs w:val="24"/>
+          <w:lang w:val="en-US" w:eastAsia="zh-CN"/>
+        </w:rPr>
+        <w:t>max</w:t>
+      </w:r>
+      <w:r>
+        <w:rPr>
+          <w:rFonts w:hint="default" w:ascii="Times New Roman" w:hAnsi="Times New Roman" w:eastAsia="仿宋" w:cs="Times New Roman"/>
+          <w:color w:val="000000"/>
+          <w:sz w:val="24"/>
+          <w:szCs w:val="24"/>
+          <w:lang w:val="en-US" w:eastAsia="zh-CN"/>
+        </w:rPr>
+        <w:t>_</w:t>
+      </w:r>
+      <w:r>
+        <w:rPr>
+          <w:rFonts w:hint="eastAsia" w:cs="Times New Roman"/>
           <w:color w:val="000000"/>
           <w:sz w:val="24"/>
           <w:szCs w:val="24"/>
@@ -1060,11 +1972,51 @@
           <w:szCs w:val="24"/>
           <w:lang w:val="en-US" w:eastAsia="zh-CN"/>
         </w:rPr>
-        <w:t>_m1}}℃（{{max_</w:t>
-      </w:r>
-      <w:r>
-        <w:rPr>
-          <w:rFonts w:hint="eastAsia" w:ascii="Times New Roman" w:hAnsi="Times New Roman" w:eastAsia="仿宋" w:cs="Times New Roman"/>
+        <w:t>_m2_month}}</w:t>
+      </w:r>
+      <w:r>
+        <w:rPr>
+          <w:rFonts w:hint="eastAsia" w:cs="Times New Roman"/>
+          <w:color w:val="000000"/>
+          <w:sz w:val="24"/>
+          <w:szCs w:val="24"/>
+          <w:lang w:val="en-US" w:eastAsia="zh-CN"/>
+        </w:rPr>
+        <w:t>，为</w:t>
+      </w:r>
+      <w:r>
+        <w:rPr>
+          <w:rFonts w:hint="default" w:ascii="Times New Roman" w:hAnsi="Times New Roman" w:eastAsia="仿宋" w:cs="Times New Roman"/>
+          <w:color w:val="000000"/>
+          <w:sz w:val="24"/>
+          <w:szCs w:val="24"/>
+          <w:lang w:val="en-US" w:eastAsia="zh-CN"/>
+        </w:rPr>
+        <w:t>{{</w:t>
+      </w:r>
+      <w:r>
+        <w:rPr>
+          <w:rFonts w:hint="eastAsia" w:cs="Times New Roman"/>
+          <w:color w:val="000000"/>
+          <w:sz w:val="24"/>
+          <w:szCs w:val="24"/>
+          <w:lang w:val="en-US" w:eastAsia="zh-CN"/>
+        </w:rPr>
+        <w:t>max</w:t>
+      </w:r>
+      <w:r>
+        <w:rPr>
+          <w:rFonts w:hint="default" w:ascii="Times New Roman" w:hAnsi="Times New Roman" w:eastAsia="仿宋" w:cs="Times New Roman"/>
+          <w:color w:val="000000"/>
+          <w:sz w:val="24"/>
+          <w:szCs w:val="24"/>
+          <w:lang w:val="en-US" w:eastAsia="zh-CN"/>
+        </w:rPr>
+        <w:t>_</w:t>
+      </w:r>
+      <w:r>
+        <w:rPr>
+          <w:rFonts w:hint="eastAsia" w:cs="Times New Roman"/>
           <w:color w:val="000000"/>
           <w:sz w:val="24"/>
           <w:szCs w:val="24"/>
@@ -1080,11 +2032,71 @@
           <w:szCs w:val="24"/>
           <w:lang w:val="en-US" w:eastAsia="zh-CN"/>
         </w:rPr>
-        <w:t>_m1_month}}）～{{max_</w:t>
-      </w:r>
-      <w:r>
-        <w:rPr>
-          <w:rFonts w:hint="eastAsia" w:ascii="Times New Roman" w:hAnsi="Times New Roman" w:eastAsia="仿宋" w:cs="Times New Roman"/>
+        <w:t>_m</w:t>
+      </w:r>
+      <w:r>
+        <w:rPr>
+          <w:rFonts w:hint="eastAsia" w:cs="Times New Roman"/>
+          <w:color w:val="000000"/>
+          <w:sz w:val="24"/>
+          <w:szCs w:val="24"/>
+          <w:lang w:val="en-US" w:eastAsia="zh-CN"/>
+        </w:rPr>
+        <w:t>2</w:t>
+      </w:r>
+      <w:r>
+        <w:rPr>
+          <w:rFonts w:hint="default" w:ascii="Times New Roman" w:hAnsi="Times New Roman" w:eastAsia="仿宋" w:cs="Times New Roman"/>
+          <w:color w:val="000000"/>
+          <w:sz w:val="24"/>
+          <w:szCs w:val="24"/>
+          <w:lang w:val="en-US" w:eastAsia="zh-CN"/>
+        </w:rPr>
+        <w:t>}}℃</w:t>
+      </w:r>
+      <w:r>
+        <w:rPr>
+          <w:rFonts w:hint="eastAsia" w:cs="Times New Roman"/>
+          <w:color w:val="000000"/>
+          <w:sz w:val="24"/>
+          <w:szCs w:val="24"/>
+          <w:lang w:val="en-US" w:eastAsia="zh-CN"/>
+        </w:rPr>
+        <w:t>，最低发生在</w:t>
+      </w:r>
+      <w:r>
+        <w:rPr>
+          <w:rFonts w:hint="default" w:ascii="Times New Roman" w:hAnsi="Times New Roman" w:eastAsia="仿宋" w:cs="Times New Roman"/>
+          <w:color w:val="000000"/>
+          <w:sz w:val="24"/>
+          <w:szCs w:val="24"/>
+          <w:lang w:val="en-US" w:eastAsia="zh-CN"/>
+        </w:rPr>
+        <w:t>{{</w:t>
+      </w:r>
+      <w:r>
+        <w:rPr>
+          <w:rFonts w:hint="eastAsia" w:cs="Times New Roman"/>
+          <w:color w:val="000000"/>
+          <w:sz w:val="24"/>
+          <w:szCs w:val="24"/>
+          <w:lang w:val="en-US" w:eastAsia="zh-CN"/>
+        </w:rPr>
+        <w:t>max</w:t>
+      </w:r>
+      <w:r>
+        <w:rPr>
+          <w:rFonts w:hint="default" w:ascii="Times New Roman" w:hAnsi="Times New Roman" w:eastAsia="仿宋" w:cs="Times New Roman"/>
+          <w:color w:val="000000"/>
+          <w:sz w:val="24"/>
+          <w:szCs w:val="24"/>
+          <w:lang w:val="en-US" w:eastAsia="zh-CN"/>
+        </w:rPr>
+        <w:t>_</w:t>
+      </w:r>
+      <w:r>
+        <w:rPr>
+          <w:rFonts w:hint="eastAsia" w:cs="Times New Roman"/>
           <w:color w:val="000000"/>
           <w:sz w:val="24"/>
           <w:szCs w:val="24"/>
@@ -1100,11 +2112,51 @@
           <w:szCs w:val="24"/>
           <w:lang w:val="en-US" w:eastAsia="zh-CN"/>
         </w:rPr>
-        <w:t>_m2}}℃（{{max_</w:t>
-      </w:r>
-      <w:r>
-        <w:rPr>
-          <w:rFonts w:hint="eastAsia" w:ascii="Times New Roman" w:hAnsi="Times New Roman" w:eastAsia="仿宋" w:cs="Times New Roman"/>
+        <w:t>_m1_month}}</w:t>
+      </w:r>
+      <w:r>
+        <w:rPr>
+          <w:rFonts w:hint="eastAsia" w:cs="Times New Roman"/>
+          <w:color w:val="000000"/>
+          <w:sz w:val="24"/>
+          <w:szCs w:val="24"/>
+          <w:lang w:val="en-US" w:eastAsia="zh-CN"/>
+        </w:rPr>
+        <w:t>，为</w:t>
+      </w:r>
+      <w:r>
+        <w:rPr>
+          <w:rFonts w:hint="default" w:ascii="Times New Roman" w:hAnsi="Times New Roman" w:eastAsia="仿宋" w:cs="Times New Roman"/>
+          <w:color w:val="000000"/>
+          <w:sz w:val="24"/>
+          <w:szCs w:val="24"/>
+          <w:lang w:val="en-US" w:eastAsia="zh-CN"/>
+        </w:rPr>
+        <w:t>{{</w:t>
+      </w:r>
+      <w:r>
+        <w:rPr>
+          <w:rFonts w:hint="eastAsia" w:cs="Times New Roman"/>
+          <w:color w:val="000000"/>
+          <w:sz w:val="24"/>
+          <w:szCs w:val="24"/>
+          <w:lang w:val="en-US" w:eastAsia="zh-CN"/>
+        </w:rPr>
+        <w:t>max</w:t>
+      </w:r>
+      <w:r>
+        <w:rPr>
+          <w:rFonts w:hint="default" w:ascii="Times New Roman" w:hAnsi="Times New Roman" w:eastAsia="仿宋" w:cs="Times New Roman"/>
+          <w:color w:val="000000"/>
+          <w:sz w:val="24"/>
+          <w:szCs w:val="24"/>
+          <w:lang w:val="en-US" w:eastAsia="zh-CN"/>
+        </w:rPr>
+        <w:t>_</w:t>
+      </w:r>
+      <w:r>
+        <w:rPr>
+          <w:rFonts w:hint="eastAsia" w:cs="Times New Roman"/>
           <w:color w:val="000000"/>
           <w:sz w:val="24"/>
           <w:szCs w:val="24"/>
@@ -1120,31 +2172,51 @@
           <w:szCs w:val="24"/>
           <w:lang w:val="en-US" w:eastAsia="zh-CN"/>
         </w:rPr>
-        <w:t>_m2_month}}）之间（图5），</w:t>
-      </w:r>
-      <w:r>
-        <w:rPr>
-          <w:rFonts w:hint="eastAsia" w:cs="Times New Roman"/>
-          <w:color w:val="000000"/>
-          <w:sz w:val="24"/>
-          <w:szCs w:val="24"/>
-          <w:lang w:val="en-US" w:eastAsia="zh-CN"/>
-        </w:rPr>
-        <w:t>极端</w:t>
-      </w:r>
-      <w:r>
-        <w:rPr>
-          <w:rFonts w:hint="default" w:ascii="Times New Roman" w:hAnsi="Times New Roman" w:eastAsia="仿宋" w:cs="Times New Roman"/>
-          <w:color w:val="000000"/>
-          <w:sz w:val="24"/>
-          <w:szCs w:val="24"/>
-          <w:lang w:val="en-US" w:eastAsia="zh-CN"/>
-        </w:rPr>
-        <w:t>最低气温变化在{{min_</w:t>
-      </w:r>
-      <w:r>
-        <w:rPr>
-          <w:rFonts w:hint="eastAsia" w:ascii="Times New Roman" w:hAnsi="Times New Roman" w:eastAsia="仿宋" w:cs="Times New Roman"/>
+        <w:t>_m1}}℃（图5）</w:t>
+      </w:r>
+      <w:r>
+        <w:rPr>
+          <w:rFonts w:hint="eastAsia" w:cs="Times New Roman"/>
+          <w:color w:val="000000"/>
+          <w:sz w:val="24"/>
+          <w:szCs w:val="24"/>
+          <w:lang w:val="en-US" w:eastAsia="zh-CN"/>
+        </w:rPr>
+        <w:t>；极端</w:t>
+      </w:r>
+      <w:r>
+        <w:rPr>
+          <w:rFonts w:hint="default" w:ascii="Times New Roman" w:hAnsi="Times New Roman" w:eastAsia="仿宋" w:cs="Times New Roman"/>
+          <w:color w:val="000000"/>
+          <w:sz w:val="24"/>
+          <w:szCs w:val="24"/>
+          <w:lang w:val="en-US" w:eastAsia="zh-CN"/>
+        </w:rPr>
+        <w:t>最低气温</w:t>
+      </w:r>
+      <w:r>
+        <w:rPr>
+          <w:rFonts w:hint="eastAsia" w:cs="Times New Roman"/>
+          <w:color w:val="000000"/>
+          <w:sz w:val="24"/>
+          <w:szCs w:val="24"/>
+          <w:lang w:val="en-US" w:eastAsia="zh-CN"/>
+        </w:rPr>
+        <w:t>最高发生在</w:t>
+      </w:r>
+      <w:r>
+        <w:rPr>
+          <w:rFonts w:hint="default" w:ascii="Times New Roman" w:hAnsi="Times New Roman" w:eastAsia="仿宋" w:cs="Times New Roman"/>
+          <w:color w:val="000000"/>
+          <w:sz w:val="24"/>
+          <w:szCs w:val="24"/>
+          <w:lang w:val="en-US" w:eastAsia="zh-CN"/>
+        </w:rPr>
+        <w:t>{{min_</w:t>
+      </w:r>
+      <w:r>
+        <w:rPr>
+          <w:rFonts w:hint="eastAsia" w:cs="Times New Roman"/>
           <w:color w:val="000000"/>
           <w:sz w:val="24"/>
           <w:szCs w:val="24"/>
@@ -1160,11 +2232,31 @@
           <w:szCs w:val="24"/>
           <w:lang w:val="en-US" w:eastAsia="zh-CN"/>
         </w:rPr>
-        <w:t>_m1}}℃（{{min_</w:t>
-      </w:r>
-      <w:r>
-        <w:rPr>
-          <w:rFonts w:hint="eastAsia" w:ascii="Times New Roman" w:hAnsi="Times New Roman" w:eastAsia="仿宋" w:cs="Times New Roman"/>
+        <w:t>_m2_month}}</w:t>
+      </w:r>
+      <w:r>
+        <w:rPr>
+          <w:rFonts w:hint="eastAsia" w:cs="Times New Roman"/>
+          <w:color w:val="000000"/>
+          <w:sz w:val="24"/>
+          <w:szCs w:val="24"/>
+          <w:lang w:val="en-US" w:eastAsia="zh-CN"/>
+        </w:rPr>
+        <w:t>，为</w:t>
+      </w:r>
+      <w:r>
+        <w:rPr>
+          <w:rFonts w:hint="default" w:ascii="Times New Roman" w:hAnsi="Times New Roman" w:eastAsia="仿宋" w:cs="Times New Roman"/>
+          <w:color w:val="000000"/>
+          <w:sz w:val="24"/>
+          <w:szCs w:val="24"/>
+          <w:lang w:val="en-US" w:eastAsia="zh-CN"/>
+        </w:rPr>
+        <w:t>{{min_</w:t>
+      </w:r>
+      <w:r>
+        <w:rPr>
+          <w:rFonts w:hint="eastAsia" w:cs="Times New Roman"/>
           <w:color w:val="000000"/>
           <w:sz w:val="24"/>
           <w:szCs w:val="24"/>
@@ -1180,11 +2272,31 @@
           <w:szCs w:val="24"/>
           <w:lang w:val="en-US" w:eastAsia="zh-CN"/>
         </w:rPr>
-        <w:t>_m1_month}}）～{{min_</w:t>
-      </w:r>
-      <w:r>
-        <w:rPr>
-          <w:rFonts w:hint="eastAsia" w:ascii="Times New Roman" w:hAnsi="Times New Roman" w:eastAsia="仿宋" w:cs="Times New Roman"/>
+        <w:t>_m2}}℃</w:t>
+      </w:r>
+      <w:r>
+        <w:rPr>
+          <w:rFonts w:hint="eastAsia" w:cs="Times New Roman"/>
+          <w:color w:val="000000"/>
+          <w:sz w:val="24"/>
+          <w:szCs w:val="24"/>
+          <w:lang w:val="en-US" w:eastAsia="zh-CN"/>
+        </w:rPr>
+        <w:t>，最低发生在</w:t>
+      </w:r>
+      <w:r>
+        <w:rPr>
+          <w:rFonts w:hint="default" w:ascii="Times New Roman" w:hAnsi="Times New Roman" w:eastAsia="仿宋" w:cs="Times New Roman"/>
+          <w:color w:val="000000"/>
+          <w:sz w:val="24"/>
+          <w:szCs w:val="24"/>
+          <w:lang w:val="en-US" w:eastAsia="zh-CN"/>
+        </w:rPr>
+        <w:t>{{min_</w:t>
+      </w:r>
+      <w:r>
+        <w:rPr>
+          <w:rFonts w:hint="eastAsia" w:cs="Times New Roman"/>
           <w:color w:val="000000"/>
           <w:sz w:val="24"/>
           <w:szCs w:val="24"/>
@@ -1200,11 +2312,31 @@
           <w:szCs w:val="24"/>
           <w:lang w:val="en-US" w:eastAsia="zh-CN"/>
         </w:rPr>
-        <w:t>_m2}}℃（{{min_</w:t>
-      </w:r>
-      <w:r>
-        <w:rPr>
-          <w:rFonts w:hint="eastAsia" w:ascii="Times New Roman" w:hAnsi="Times New Roman" w:eastAsia="仿宋" w:cs="Times New Roman"/>
+        <w:t>_m1_month}}</w:t>
+      </w:r>
+      <w:r>
+        <w:rPr>
+          <w:rFonts w:hint="eastAsia" w:cs="Times New Roman"/>
+          <w:color w:val="000000"/>
+          <w:sz w:val="24"/>
+          <w:szCs w:val="24"/>
+          <w:lang w:val="en-US" w:eastAsia="zh-CN"/>
+        </w:rPr>
+        <w:t>，为</w:t>
+      </w:r>
+      <w:r>
+        <w:rPr>
+          <w:rFonts w:hint="default" w:ascii="Times New Roman" w:hAnsi="Times New Roman" w:eastAsia="仿宋" w:cs="Times New Roman"/>
+          <w:color w:val="000000"/>
+          <w:sz w:val="24"/>
+          <w:szCs w:val="24"/>
+          <w:lang w:val="en-US" w:eastAsia="zh-CN"/>
+        </w:rPr>
+        <w:t>{{min_</w:t>
+      </w:r>
+      <w:r>
+        <w:rPr>
+          <w:rFonts w:hint="eastAsia" w:cs="Times New Roman"/>
           <w:color w:val="000000"/>
           <w:sz w:val="24"/>
           <w:szCs w:val="24"/>
@@ -1220,7 +2352,27 @@
           <w:szCs w:val="24"/>
           <w:lang w:val="en-US" w:eastAsia="zh-CN"/>
         </w:rPr>
-        <w:t>_m2_month}}）之间（图6）。整体看来，平均气温、</w:t>
+        <w:t>_m1}}℃（图</w:t>
+      </w:r>
+      <w:r>
+        <w:rPr>
+          <w:rFonts w:hint="eastAsia" w:cs="Times New Roman"/>
+          <w:color w:val="000000"/>
+          <w:sz w:val="24"/>
+          <w:szCs w:val="24"/>
+          <w:lang w:val="en-US" w:eastAsia="zh-CN"/>
+        </w:rPr>
+        <w:t>6</w:t>
+      </w:r>
+      <w:r>
+        <w:rPr>
+          <w:rFonts w:hint="default" w:ascii="Times New Roman" w:hAnsi="Times New Roman" w:eastAsia="仿宋" w:cs="Times New Roman"/>
+          <w:color w:val="000000"/>
+          <w:sz w:val="24"/>
+          <w:szCs w:val="24"/>
+          <w:lang w:val="en-US" w:eastAsia="zh-CN"/>
+        </w:rPr>
+        <w:t>）。整体看来，平均气温、</w:t>
       </w:r>
       <w:r>
         <w:rPr>
@@ -1442,8 +2594,6 @@
         </w:rPr>
         <w:t>极端</w:t>
       </w:r>
-      <w:bookmarkStart w:id="0" w:name="_GoBack"/>
-      <w:bookmarkEnd w:id="0"/>
       <w:r>
         <w:rPr>
           <w:rFonts w:hint="default" w:ascii="Times New Roman" w:hAnsi="Times New Roman" w:eastAsia="黑体" w:cs="Times New Roman"/>
